--- a/docs/patent/一种基于隐式神经表示与神经常微分方程的分布式光纤应变感知数据压缩方法.docx
+++ b/docs/patent/一种基于隐式神经表示与神经常微分方程的分布式光纤应变感知数据压缩方法.docx
@@ -1,7 +1,471 @@
 
 <file path=word/document.xml><?xml version="1.0" encoding="utf-8"?>
-<w:document xmlns:wpc="http://schemas.microsoft.com/office/word/2010/wordprocessingCanvas" xmlns:mc="http://schemas.openxmlformats.org/markup-compatibility/2006" xmlns:o="urn:schemas-microsoft-com:office:office" xmlns:r="http://schemas.openxmlformats.org/officeDocument/2006/relationships" xmlns:m="http://schemas.openxmlformats.org/officeDocument/2006/math" xmlns:v="urn:schemas-microsoft-com:vml" xmlns:wp14="http://schemas.microsoft.com/office/word/2010/wordprocessingDrawing" xmlns:wp="http://schemas.openxmlformats.org/drawingml/2006/wordprocessingDrawing" xmlns:w="http://schemas.openxmlformats.org/wordprocessingml/2006/main" xmlns:w14="http://schemas.microsoft.com/office/word/2010/wordml" xmlns:w10="urn:schemas-microsoft-com:office:word" xmlns:w15="http://schemas.microsoft.com/office/word/2012/wordml" xmlns:wpg="http://schemas.microsoft.com/office/word/2010/wordprocessingGroup" xmlns:wpi="http://schemas.microsoft.com/office/word/2010/wordprocessingInk" xmlns:wne="http://schemas.microsoft.com/office/word/2006/wordml" xmlns:wps="http://schemas.microsoft.com/office/word/2010/wordprocessingShape" xmlns:wpsCustomData="http://www.wps.cn/officeDocument/2013/wpsCustomData" mc:Ignorable="w14 w15 wp14">
+<w:document xmlns:wpc="http://schemas.microsoft.com/office/word/2010/wordprocessingCanvas" xmlns:cx="http://schemas.microsoft.com/office/drawing/2014/chartex" xmlns:cx1="http://schemas.microsoft.com/office/drawing/2015/9/8/chartex" xmlns:cx2="http://schemas.microsoft.com/office/drawing/2015/10/21/chartex" xmlns:cx3="http://schemas.microsoft.com/office/drawing/2016/5/9/chartex" xmlns:cx4="http://schemas.microsoft.com/office/drawing/2016/5/10/chartex" xmlns:cx5="http://schemas.microsoft.com/office/drawing/2016/5/11/chartex" xmlns:cx6="http://schemas.microsoft.com/office/drawing/2016/5/12/chartex" xmlns:cx7="http://schemas.microsoft.com/office/drawing/2016/5/13/chartex" xmlns:cx8="http://schemas.microsoft.com/office/drawing/2016/5/14/chartex" xmlns:mc="http://schemas.openxmlformats.org/markup-compatibility/2006" xmlns:o="urn:schemas-microsoft-com:office:office" xmlns:r="http://schemas.openxmlformats.org/officeDocument/2006/relationships" xmlns:m="http://schemas.openxmlformats.org/officeDocument/2006/math" xmlns:v="urn:schemas-microsoft-com:vml" xmlns:wp14="http://schemas.microsoft.com/office/word/2010/wordprocessingDrawing" xmlns:wp="http://schemas.openxmlformats.org/drawingml/2006/wordprocessingDrawing" xmlns:w="http://schemas.openxmlformats.org/wordprocessingml/2006/main" xmlns:w14="http://schemas.microsoft.com/office/word/2010/wordml" xmlns:w10="urn:schemas-microsoft-com:office:word" xmlns:w15="http://schemas.microsoft.com/office/word/2012/wordml" xmlns:wpg="http://schemas.microsoft.com/office/word/2010/wordprocessingGroup" xmlns:wpi="http://schemas.microsoft.com/office/word/2010/wordprocessingInk" xmlns:wne="http://schemas.microsoft.com/office/word/2006/wordml" xmlns:wps="http://schemas.microsoft.com/office/word/2010/wordprocessingShape" xmlns:wpsCustomData="http://www.wps.cn/officeDocument/2013/wpsCustomData" mc:Ignorable="w14 w15 wp14">
   <w:body>
+    <w:p>
+      <w:pPr>
+        <w:pStyle w:val="4"/>
+        <w:spacing w:line="360" w:lineRule="auto"/>
+        <w:rPr>
+          <w:rFonts w:ascii="Times New Roman" w:hAnsi="Times New Roman"/>
+          <w:b/>
+          <w:color w:val="000000" w:themeColor="text1"/>
+          <w:sz w:val="24"/>
+          <w14:textFill>
+            <w14:solidFill>
+              <w14:schemeClr w14:val="tx1"/>
+            </w14:solidFill>
+          </w14:textFill>
+        </w:rPr>
+      </w:pPr>
+      <w:r>
+        <w:rPr>
+          <w:rFonts w:ascii="Times New Roman" w:hAnsi="Times New Roman"/>
+          <w:b/>
+          <w:color w:val="000000" w:themeColor="text1"/>
+          <w:sz w:val="24"/>
+          <w14:textFill>
+            <w14:solidFill>
+              <w14:schemeClr w14:val="tx1"/>
+            </w14:solidFill>
+          </w14:textFill>
+        </w:rPr>
+        <w:t>发明名称：</w:t>
+      </w:r>
+      <w:bookmarkStart w:id="0" w:name="_Hlk10201916"/>
+      <w:r>
+        <w:rPr>
+          <w:rFonts w:hint="eastAsia" w:ascii="Times New Roman" w:hAnsi="Times New Roman"/>
+          <w:sz w:val="24"/>
+          <w:szCs w:val="24"/>
+        </w:rPr>
+        <w:t>一种基于隐式神经表示与神经常微分方程的分布式光纤应变感知数据压缩方法</w:t>
+      </w:r>
+    </w:p>
+    <w:p>
+      <w:pPr>
+        <w:spacing w:line="360" w:lineRule="auto"/>
+        <w:rPr>
+          <w:rFonts w:hint="eastAsia" w:ascii="Times New Roman" w:hAnsi="Times New Roman" w:eastAsia="宋体"/>
+          <w:b/>
+          <w:color w:val="000000" w:themeColor="text1"/>
+          <w:sz w:val="24"/>
+          <w:lang w:val="en-US" w:eastAsia="zh-CN"/>
+          <w14:textFill>
+            <w14:solidFill>
+              <w14:schemeClr w14:val="tx1"/>
+            </w14:solidFill>
+          </w14:textFill>
+        </w:rPr>
+      </w:pPr>
+      <w:r>
+        <w:rPr>
+          <w:rFonts w:ascii="Times New Roman" w:hAnsi="Times New Roman"/>
+          <w:b/>
+          <w:color w:val="000000" w:themeColor="text1"/>
+          <w:sz w:val="24"/>
+          <w14:textFill>
+            <w14:solidFill>
+              <w14:schemeClr w14:val="tx1"/>
+            </w14:solidFill>
+          </w14:textFill>
+        </w:rPr>
+        <w:t>申报类型：</w:t>
+      </w:r>
+      <w:r>
+        <w:rPr>
+          <w:rFonts w:ascii="Times New Roman" w:hAnsi="Times New Roman"/>
+          <w:b w:val="0"/>
+          <w:bCs/>
+          <w:color w:val="000000" w:themeColor="text1"/>
+          <w:sz w:val="24"/>
+          <w14:textFill>
+            <w14:solidFill>
+              <w14:schemeClr w14:val="tx1"/>
+            </w14:solidFill>
+          </w14:textFill>
+        </w:rPr>
+        <w:t>发明</w:t>
+      </w:r>
+      <w:r>
+        <w:rPr>
+          <w:rFonts w:hint="eastAsia" w:ascii="Times New Roman" w:hAnsi="Times New Roman"/>
+          <w:b w:val="0"/>
+          <w:bCs/>
+          <w:color w:val="000000" w:themeColor="text1"/>
+          <w:sz w:val="24"/>
+          <w:lang w:val="en-US" w:eastAsia="zh-CN"/>
+          <w14:textFill>
+            <w14:solidFill>
+              <w14:schemeClr w14:val="tx1"/>
+            </w14:solidFill>
+          </w14:textFill>
+        </w:rPr>
+        <w:t>专利</w:t>
+      </w:r>
+    </w:p>
+    <w:p>
+      <w:pPr>
+        <w:spacing w:line="360" w:lineRule="auto"/>
+        <w:rPr>
+          <w:rFonts w:ascii="Times New Roman" w:hAnsi="Times New Roman"/>
+          <w:b/>
+          <w:color w:val="000000" w:themeColor="text1"/>
+          <w:sz w:val="24"/>
+          <w14:textFill>
+            <w14:solidFill>
+              <w14:schemeClr w14:val="tx1"/>
+            </w14:solidFill>
+          </w14:textFill>
+        </w:rPr>
+      </w:pPr>
+    </w:p>
+    <w:p>
+      <w:pPr>
+        <w:spacing w:line="360" w:lineRule="auto"/>
+        <w:ind w:right="-80" w:rightChars="-38"/>
+        <w:rPr>
+          <w:rFonts w:hint="default" w:ascii="Times New Roman" w:hAnsi="Times New Roman" w:eastAsia="宋体"/>
+          <w:b/>
+          <w:color w:val="000000" w:themeColor="text1"/>
+          <w:kern w:val="0"/>
+          <w:sz w:val="24"/>
+          <w:lang w:val="en-US" w:eastAsia="zh-CN"/>
+          <w14:textFill>
+            <w14:solidFill>
+              <w14:schemeClr w14:val="tx1"/>
+            </w14:solidFill>
+          </w14:textFill>
+        </w:rPr>
+      </w:pPr>
+      <w:r>
+        <w:rPr>
+          <w:rFonts w:ascii="Times New Roman" w:hAnsi="Times New Roman"/>
+          <w:b/>
+          <w:bCs/>
+          <w:color w:val="000000" w:themeColor="text1"/>
+          <w:sz w:val="24"/>
+          <w14:textFill>
+            <w14:solidFill>
+              <w14:schemeClr w14:val="tx1"/>
+            </w14:solidFill>
+          </w14:textFill>
+        </w:rPr>
+        <w:t>发明人：</w:t>
+      </w:r>
+      <w:bookmarkStart w:id="2" w:name="_GoBack"/>
+      <w:bookmarkEnd w:id="2"/>
+    </w:p>
+    <w:p>
+      <w:pPr>
+        <w:spacing w:line="360" w:lineRule="auto"/>
+        <w:rPr>
+          <w:rFonts w:hint="default" w:ascii="Times New Roman" w:hAnsi="Times New Roman" w:eastAsia="宋体"/>
+          <w:b/>
+          <w:color w:val="000000" w:themeColor="text1"/>
+          <w:sz w:val="24"/>
+          <w:lang w:val="en-US" w:eastAsia="zh-CN"/>
+          <w14:textFill>
+            <w14:solidFill>
+              <w14:schemeClr w14:val="tx1"/>
+            </w14:solidFill>
+          </w14:textFill>
+        </w:rPr>
+      </w:pPr>
+      <w:r>
+        <w:rPr>
+          <w:rFonts w:ascii="Times New Roman" w:hAnsi="Times New Roman"/>
+          <w:b/>
+          <w:color w:val="000000" w:themeColor="text1"/>
+          <w:sz w:val="24"/>
+          <w14:textFill>
+            <w14:solidFill>
+              <w14:schemeClr w14:val="tx1"/>
+            </w14:solidFill>
+          </w14:textFill>
+        </w:rPr>
+        <w:t>第一发明人身份证号码：</w:t>
+      </w:r>
+      <w:r>
+        <w:rPr>
+          <w:rFonts w:hint="eastAsia" w:ascii="Times New Roman" w:hAnsi="Times New Roman"/>
+          <w:b/>
+          <w:color w:val="000000" w:themeColor="text1"/>
+          <w:sz w:val="24"/>
+          <w:lang w:val="en-US" w:eastAsia="zh-CN"/>
+          <w14:textFill>
+            <w14:solidFill>
+              <w14:schemeClr w14:val="tx1"/>
+            </w14:solidFill>
+          </w14:textFill>
+        </w:rPr>
+        <w:t>340621199307190333</w:t>
+      </w:r>
+    </w:p>
+    <w:p>
+      <w:pPr>
+        <w:pStyle w:val="4"/>
+        <w:spacing w:line="360" w:lineRule="auto"/>
+        <w:rPr>
+          <w:rFonts w:ascii="Times New Roman" w:hAnsi="Times New Roman"/>
+          <w:b/>
+          <w:color w:val="000000" w:themeColor="text1"/>
+          <w:sz w:val="24"/>
+          <w14:textFill>
+            <w14:solidFill>
+              <w14:schemeClr w14:val="tx1"/>
+            </w14:solidFill>
+          </w14:textFill>
+        </w:rPr>
+      </w:pPr>
+    </w:p>
+    <w:bookmarkEnd w:id="0"/>
+    <w:p>
+      <w:pPr>
+        <w:pStyle w:val="4"/>
+        <w:spacing w:line="360" w:lineRule="auto"/>
+        <w:ind w:hanging="2"/>
+        <w:rPr>
+          <w:rFonts w:ascii="Times New Roman" w:hAnsi="Times New Roman"/>
+          <w:b/>
+          <w:bCs/>
+          <w:color w:val="000000" w:themeColor="text1"/>
+          <w:sz w:val="24"/>
+          <w14:textFill>
+            <w14:solidFill>
+              <w14:schemeClr w14:val="tx1"/>
+            </w14:solidFill>
+          </w14:textFill>
+        </w:rPr>
+      </w:pPr>
+      <w:r>
+        <w:rPr>
+          <w:rFonts w:ascii="Times New Roman" w:hAnsi="Times New Roman"/>
+          <w:b/>
+          <w:bCs/>
+          <w:color w:val="000000" w:themeColor="text1"/>
+          <w:sz w:val="24"/>
+          <w14:textFill>
+            <w14:solidFill>
+              <w14:schemeClr w14:val="tx1"/>
+            </w14:solidFill>
+          </w14:textFill>
+        </w:rPr>
+        <w:t>申请人名称：南京邮电大学</w:t>
+      </w:r>
+    </w:p>
+    <w:p>
+      <w:pPr>
+        <w:spacing w:line="360" w:lineRule="auto"/>
+        <w:rPr>
+          <w:rFonts w:ascii="Times New Roman" w:hAnsi="Times New Roman"/>
+          <w:b/>
+          <w:color w:val="000000" w:themeColor="text1"/>
+          <w:sz w:val="24"/>
+          <w14:textFill>
+            <w14:solidFill>
+              <w14:schemeClr w14:val="tx1"/>
+            </w14:solidFill>
+          </w14:textFill>
+        </w:rPr>
+      </w:pPr>
+      <w:r>
+        <w:rPr>
+          <w:rFonts w:ascii="Times New Roman" w:hAnsi="Times New Roman"/>
+          <w:b/>
+          <w:color w:val="000000" w:themeColor="text1"/>
+          <w:sz w:val="24"/>
+          <w14:textFill>
+            <w14:solidFill>
+              <w14:schemeClr w14:val="tx1"/>
+            </w14:solidFill>
+          </w14:textFill>
+        </w:rPr>
+        <w:t>组织机构代码：123200004260908590</w:t>
+      </w:r>
+    </w:p>
+    <w:p>
+      <w:pPr>
+        <w:spacing w:line="360" w:lineRule="auto"/>
+        <w:rPr>
+          <w:rFonts w:ascii="Times New Roman" w:hAnsi="Times New Roman"/>
+          <w:b/>
+          <w:color w:val="000000" w:themeColor="text1"/>
+          <w:sz w:val="24"/>
+          <w14:textFill>
+            <w14:solidFill>
+              <w14:schemeClr w14:val="tx1"/>
+            </w14:solidFill>
+          </w14:textFill>
+        </w:rPr>
+      </w:pPr>
+    </w:p>
+    <w:p>
+      <w:pPr>
+        <w:spacing w:line="360" w:lineRule="auto"/>
+        <w:rPr>
+          <w:rFonts w:ascii="Times New Roman" w:hAnsi="Times New Roman"/>
+          <w:b/>
+          <w:color w:val="000000" w:themeColor="text1"/>
+          <w:sz w:val="24"/>
+          <w14:textFill>
+            <w14:solidFill>
+              <w14:schemeClr w14:val="tx1"/>
+            </w14:solidFill>
+          </w14:textFill>
+        </w:rPr>
+      </w:pPr>
+      <w:r>
+        <w:rPr>
+          <w:rFonts w:ascii="Times New Roman" w:hAnsi="Times New Roman"/>
+          <w:b/>
+          <w:color w:val="000000" w:themeColor="text1"/>
+          <w:sz w:val="24"/>
+          <w14:textFill>
+            <w14:solidFill>
+              <w14:schemeClr w14:val="tx1"/>
+            </w14:solidFill>
+          </w14:textFill>
+        </w:rPr>
+        <w:t>申请人地址（邮编）：江苏省南京市栖霞区文苑路9号，210023</w:t>
+      </w:r>
+    </w:p>
+    <w:p>
+      <w:pPr>
+        <w:spacing w:line="360" w:lineRule="auto"/>
+        <w:rPr>
+          <w:rFonts w:ascii="Times New Roman" w:hAnsi="Times New Roman"/>
+          <w:b/>
+          <w:color w:val="000000" w:themeColor="text1"/>
+          <w:sz w:val="24"/>
+          <w14:textFill>
+            <w14:solidFill>
+              <w14:schemeClr w14:val="tx1"/>
+            </w14:solidFill>
+          </w14:textFill>
+        </w:rPr>
+      </w:pPr>
+      <w:r>
+        <w:rPr>
+          <w:rFonts w:ascii="Times New Roman" w:hAnsi="Times New Roman"/>
+          <w:b/>
+          <w:color w:val="000000" w:themeColor="text1"/>
+          <w:sz w:val="24"/>
+          <w14:textFill>
+            <w14:solidFill>
+              <w14:schemeClr w14:val="tx1"/>
+            </w14:solidFill>
+          </w14:textFill>
+        </w:rPr>
+        <w:t>联系方式（电话、邮箱）：18362989058 guozx@njupt.edu.cn</w:t>
+      </w:r>
+    </w:p>
+    <w:p>
+      <w:pPr>
+        <w:autoSpaceDE w:val="0"/>
+        <w:autoSpaceDN w:val="0"/>
+        <w:adjustRightInd w:val="0"/>
+        <w:spacing w:line="360" w:lineRule="auto"/>
+        <w:rPr>
+          <w:rFonts w:ascii="Times New Roman" w:hAnsi="Times New Roman"/>
+          <w:b/>
+          <w:bCs/>
+          <w:color w:val="000000" w:themeColor="text1"/>
+          <w:sz w:val="28"/>
+          <w:szCs w:val="28"/>
+          <w14:textFill>
+            <w14:solidFill>
+              <w14:schemeClr w14:val="tx1"/>
+            </w14:solidFill>
+          </w14:textFill>
+        </w:rPr>
+      </w:pPr>
+    </w:p>
+    <w:p>
+      <w:pPr>
+        <w:pBdr>
+          <w:bottom w:val="wave" w:color="auto" w:sz="6" w:space="1"/>
+        </w:pBdr>
+        <w:spacing w:line="360" w:lineRule="auto"/>
+        <w:rPr>
+          <w:rFonts w:ascii="Times New Roman" w:hAnsi="Times New Roman"/>
+          <w:color w:val="000000" w:themeColor="text1"/>
+          <w:sz w:val="24"/>
+          <w14:textFill>
+            <w14:solidFill>
+              <w14:schemeClr w14:val="tx1"/>
+            </w14:solidFill>
+          </w14:textFill>
+        </w:rPr>
+      </w:pPr>
+    </w:p>
+    <w:p>
+      <w:pPr>
+        <w:spacing w:line="360" w:lineRule="auto"/>
+        <w:rPr>
+          <w:rFonts w:ascii="Times New Roman" w:hAnsi="Times New Roman"/>
+          <w:b/>
+          <w:color w:val="000000" w:themeColor="text1"/>
+          <w:sz w:val="24"/>
+          <w14:textFill>
+            <w14:solidFill>
+              <w14:schemeClr w14:val="tx1"/>
+            </w14:solidFill>
+          </w14:textFill>
+        </w:rPr>
+      </w:pPr>
+      <w:r>
+        <w:rPr>
+          <w:rFonts w:ascii="Times New Roman" w:hAnsi="Times New Roman"/>
+          <w:b/>
+          <w:color w:val="000000" w:themeColor="text1"/>
+          <w:sz w:val="24"/>
+          <w14:textFill>
+            <w14:solidFill>
+              <w14:schemeClr w14:val="tx1"/>
+            </w14:solidFill>
+          </w14:textFill>
+        </w:rPr>
+        <w:t>代理人：</w:t>
+      </w:r>
+    </w:p>
+    <w:p>
+      <w:pPr>
+        <w:spacing w:line="360" w:lineRule="auto"/>
+        <w:rPr>
+          <w:rFonts w:ascii="Times New Roman" w:hAnsi="Times New Roman"/>
+          <w:b/>
+          <w:color w:val="000000" w:themeColor="text1"/>
+          <w:sz w:val="24"/>
+          <w14:textFill>
+            <w14:solidFill>
+              <w14:schemeClr w14:val="tx1"/>
+            </w14:solidFill>
+          </w14:textFill>
+        </w:rPr>
+        <w:sectPr>
+          <w:headerReference r:id="rId3" w:type="default"/>
+          <w:pgSz w:w="11906" w:h="16838"/>
+          <w:pgMar w:top="1440" w:right="1800" w:bottom="1440" w:left="1800" w:header="851" w:footer="992" w:gutter="0"/>
+          <w:cols w:space="720" w:num="1"/>
+          <w:docGrid w:type="lines" w:linePitch="312" w:charSpace="0"/>
+        </w:sectPr>
+      </w:pPr>
+      <w:r>
+        <w:rPr>
+          <w:rFonts w:ascii="Times New Roman" w:hAnsi="Times New Roman"/>
+          <w:b/>
+          <w:color w:val="000000" w:themeColor="text1"/>
+          <w:sz w:val="24"/>
+          <w14:textFill>
+            <w14:solidFill>
+              <w14:schemeClr w14:val="tx1"/>
+            </w14:solidFill>
+          </w14:textFill>
+        </w:rPr>
+        <w:t>联系方式：</w:t>
+      </w:r>
+    </w:p>
     <w:p>
       <w:pPr>
         <w:spacing w:line="360" w:lineRule="auto"/>
@@ -152,8 +616,8 @@
           <w:szCs w:val="24"/>
         </w:rPr>
         <w:sectPr>
-          <w:headerReference r:id="rId3" w:type="default"/>
-          <w:footerReference r:id="rId4" w:type="default"/>
+          <w:headerReference r:id="rId4" w:type="default"/>
+          <w:footerReference r:id="rId5" w:type="default"/>
           <w:pgSz w:w="11906" w:h="16838"/>
           <w:pgMar w:top="1440" w:right="1800" w:bottom="1440" w:left="1800" w:header="851" w:footer="992" w:gutter="0"/>
           <w:pgNumType w:start="1"/>
@@ -173,7 +637,7 @@
           <w:lang w:eastAsia="zh-CN"/>
         </w:rPr>
         <w:sectPr>
-          <w:headerReference r:id="rId5" w:type="default"/>
+          <w:headerReference r:id="rId6" w:type="default"/>
           <w:pgSz w:w="11906" w:h="16838"/>
           <w:pgMar w:top="1440" w:right="1800" w:bottom="1440" w:left="1800" w:header="851" w:footer="992" w:gutter="0"/>
           <w:pgNumType w:start="1"/>
@@ -192,7 +656,7 @@
           <wp:inline distT="0" distB="0" distL="114300" distR="114300">
             <wp:extent cx="4828540" cy="7821930"/>
             <wp:effectExtent l="0" t="0" r="2540" b="3810"/>
-            <wp:docPr id="1" name="E657119C-6982-421D-8BA7-E74DEB70A7D9-3" descr="C:/Users/Xiayuyang/AppData/Local/Temp/wps.CzWAkxwps"/>
+            <wp:docPr id="1" name="E657119C-6982-421D-8BA7-E74DEB70A7D9-1" descr="C:/Users/Xiayuyang/AppData/Local/Temp/wps.CzWAkxwps"/>
             <wp:cNvGraphicFramePr>
               <a:graphicFrameLocks xmlns:a="http://schemas.openxmlformats.org/drawingml/2006/main" noChangeAspect="1"/>
             </wp:cNvGraphicFramePr>
@@ -200,13 +664,13 @@
               <a:graphicData uri="http://schemas.openxmlformats.org/drawingml/2006/picture">
                 <pic:pic xmlns:pic="http://schemas.openxmlformats.org/drawingml/2006/picture">
                   <pic:nvPicPr>
-                    <pic:cNvPr id="1" name="E657119C-6982-421D-8BA7-E74DEB70A7D9-3" descr="C:/Users/Xiayuyang/AppData/Local/Temp/wps.CzWAkxwps"/>
+                    <pic:cNvPr id="1" name="E657119C-6982-421D-8BA7-E74DEB70A7D9-1" descr="C:/Users/Xiayuyang/AppData/Local/Temp/wps.CzWAkxwps"/>
                     <pic:cNvPicPr>
                       <a:picLocks noChangeAspect="1"/>
                     </pic:cNvPicPr>
                   </pic:nvPicPr>
                   <pic:blipFill>
-                    <a:blip r:embed="rId10"/>
+                    <a:blip r:embed="rId11"/>
                     <a:stretch>
                       <a:fillRect/>
                     </a:stretch>
@@ -3714,7 +4178,7 @@
           <w:szCs w:val="28"/>
         </w:rPr>
         <w:sectPr>
-          <w:headerReference r:id="rId6" w:type="default"/>
+          <w:headerReference r:id="rId7" w:type="default"/>
           <w:pgSz w:w="11906" w:h="16838"/>
           <w:pgMar w:top="1440" w:right="1800" w:bottom="1440" w:left="1800" w:header="851" w:footer="992" w:gutter="0"/>
           <w:pgNumType w:start="1"/>
@@ -3780,7 +4244,7 @@
           </w14:textFill>
         </w:rPr>
       </w:pPr>
-      <w:bookmarkStart w:id="0" w:name="_Hlk90901522"/>
+      <w:bookmarkStart w:id="1" w:name="_Hlk90901522"/>
       <w:r>
         <w:rPr>
           <w:rFonts w:hint="eastAsia" w:ascii="Times New Roman" w:hAnsi="Times New Roman"/>
@@ -3864,7 +4328,7 @@
         <w:t>。</w:t>
       </w:r>
     </w:p>
-    <w:bookmarkEnd w:id="0"/>
+    <w:bookmarkEnd w:id="1"/>
     <w:p>
       <w:pPr>
         <w:spacing w:line="360" w:lineRule="auto"/>
@@ -12066,30 +12530,7 @@
             </w14:solidFill>
           </w14:textFill>
         </w:rPr>
-        <w:t>第一，压缩性能显著提升。通过频域变换自适应编码与隐式神经表示编码器的协同作用，本发明在劣化阈值</w:t>
-      </w:r>
-      <m:oMath>
-        <m:r>
-          <m:rPr/>
-          <w:rPr>
-            <w:rFonts w:hint="default" w:ascii="Cambria Math" w:hAnsi="Cambria Math"/>
-            <w:sz w:val="24"/>
-          </w:rPr>
-          <m:t>ε</m:t>
-        </m:r>
-      </m:oMath>
-      <w:r>
-        <w:rPr>
-          <w:rFonts w:hint="eastAsia" w:ascii="Times New Roman" w:hAnsi="Times New Roman"/>
-          <w:color w:val="000000" w:themeColor="text1"/>
-          <w:sz w:val="24"/>
-          <w14:textFill>
-            <w14:solidFill>
-              <w14:schemeClr w14:val="tx1"/>
-            </w14:solidFill>
-          </w14:textFill>
-        </w:rPr>
-        <w:t>的科学精度约束下实现了超过50倍的数据压缩比，远高于传统变换编码方法（5-15倍）和通用深度学习方法（10-20倍）。频域预处理将信号能量集中至有限子带，降低了INR编码器的拟合难度；INR编码器通过连续函数映射将离散数据压缩至极低维潜向量，两者形成了"能量集中+参数化压缩"的协同增益。在实际测试中，针对10,000通道、50 Hz采样率的DAS数据，本方法将单日13 TB原始数据压缩至约190 GB（压缩比68倍），同时保持41.2 dB的重建峰值信噪比。</w:t>
+        <w:t>第一，压缩性能显著提升。通过频域变换自适应编码与隐式神经表示编码器的协同作用，本发明在劣化阈值的科学精度约束下实现了超过50倍的数据压缩比，远高于传统变换编码方法（5-15倍）和通用深度学习方法（10-20倍）。频域预处理将信号能量集中至有限子带，降低了INR编码器的拟合难度；INR编码器通过连续函数映射将离散数据压缩至极低维潜向量，两者形成了"能量集中+参数化压缩"的协同增益。在实际测试中，针对10,000通道、50 Hz采样率的DAS数据，本方法在Cook Inlet DAS实验数据集（事件11715354，128通道×500采样，50 Hz）上，重建PSNR达40.30 dB，压缩比达112.7倍（原始256 KB→压缩包2.3 KB）。</w:t>
       </w:r>
     </w:p>
     <w:p>
@@ -12152,6 +12593,37 @@
           </w14:textFill>
         </w:rPr>
         <w:t>第三，物理一致性保障。通过PINN物理约束机制，本发明将弹性波方程嵌入Neural ODE的动力学函数，确保重建信号不仅拟合观测数据，还满足基本的物理规律。这一特性消除了纯数据驱动方法可能产生的物理伪影（如违反能量守恒的非物理振荡），显著提升了重建信号的科学可信度，使压缩后的数据可直接用于地震学分析、结构力学评估等精密科学计算。实验表明，PINN约束使重建信号的弹性波方程残差降低了两个数量级。</w:t>
+      </w:r>
+    </w:p>
+    <w:p>
+      <w:pPr>
+        <w:adjustRightInd w:val="0"/>
+        <w:spacing w:line="360" w:lineRule="auto"/>
+        <w:ind w:firstLine="420"/>
+        <w:textAlignment w:val="center"/>
+        <w:rPr>
+          <w:rFonts w:hint="eastAsia" w:ascii="Times New Roman" w:hAnsi="Times New Roman"/>
+          <w:color w:val="000000" w:themeColor="text1"/>
+          <w:sz w:val="24"/>
+          <w14:textFill>
+            <w14:solidFill>
+              <w14:schemeClr w14:val="tx1"/>
+            </w14:solidFill>
+          </w14:textFill>
+        </w:rPr>
+      </w:pPr>
+      <w:r>
+        <w:rPr>
+          <w:rFonts w:hint="eastAsia" w:ascii="Times New Roman" w:hAnsi="Times New Roman"/>
+          <w:color w:val="000000" w:themeColor="text1"/>
+          <w:sz w:val="24"/>
+          <w14:textFill>
+            <w14:solidFill>
+              <w14:schemeClr w14:val="tx1"/>
+            </w14:solidFill>
+          </w14:textFill>
+        </w:rPr>
+        <w:t>此外，实验验证了分频段混合损失函数的敏感性：当band_loss_mix参数为0.15时，重建PSNR为39.79 dB；当该参数调整为0.08时，PSNR提升至40.30 dB（最优值），表明存在最优参数区间。该损失函数在空域均方误差基础上，对3–10 Hz频段进行加权，使编码器更关注地震信号的有效频段，从而在相同压缩比下获得更高的重建质量。</w:t>
       </w:r>
     </w:p>
     <w:p>
@@ -15129,7 +15601,7 @@
                     </pic:cNvPicPr>
                   </pic:nvPicPr>
                   <pic:blipFill>
-                    <a:blip r:embed="rId10"/>
+                    <a:blip r:embed="rId11"/>
                     <a:stretch>
                       <a:fillRect/>
                     </a:stretch>
@@ -15217,8 +15689,6 @@
         </w:rPr>
         <w:t xml:space="preserve"> </w:t>
       </w:r>
-      <w:bookmarkStart w:id="1" w:name="_GoBack"/>
-      <w:bookmarkEnd w:id="1"/>
     </w:p>
     <w:p>
       <w:pPr>
@@ -15234,9 +15704,9 @@
         </w:rPr>
         <w:drawing>
           <wp:inline distT="0" distB="0" distL="114300" distR="114300">
-            <wp:extent cx="5485130" cy="2992120"/>
-            <wp:effectExtent l="0" t="0" r="1270" b="2540"/>
-            <wp:docPr id="12" name="图片 12" descr="Gemini_Generated_Image_ (1)-clean"/>
+            <wp:extent cx="5270500" cy="2722880"/>
+            <wp:effectExtent l="0" t="0" r="0" b="0"/>
+            <wp:docPr id="3" name="图片 3" descr="Gemini_Generated_Image_wpjgk5wpjgk5wpjg"/>
             <wp:cNvGraphicFramePr>
               <a:graphicFrameLocks xmlns:a="http://schemas.openxmlformats.org/drawingml/2006/main" noChangeAspect="1"/>
             </wp:cNvGraphicFramePr>
@@ -15244,13 +15714,14 @@
               <a:graphicData uri="http://schemas.openxmlformats.org/drawingml/2006/picture">
                 <pic:pic xmlns:pic="http://schemas.openxmlformats.org/drawingml/2006/picture">
                   <pic:nvPicPr>
-                    <pic:cNvPr id="12" name="图片 12" descr="Gemini_Generated_Image_ (1)-clean"/>
+                    <pic:cNvPr id="3" name="图片 3" descr="Gemini_Generated_Image_wpjgk5wpjgk5wpjg"/>
                     <pic:cNvPicPr>
                       <a:picLocks noChangeAspect="1"/>
                     </pic:cNvPicPr>
                   </pic:nvPicPr>
                   <pic:blipFill>
-                    <a:blip r:embed="rId11"/>
+                    <a:blip r:embed="rId12"/>
+                    <a:srcRect t="5279"/>
                     <a:stretch>
                       <a:fillRect/>
                     </a:stretch>
@@ -15258,7 +15729,7 @@
                   <pic:spPr>
                     <a:xfrm>
                       <a:off x="0" y="0"/>
-                      <a:ext cx="5485130" cy="2992120"/>
+                      <a:ext cx="5270500" cy="2722880"/>
                     </a:xfrm>
                     <a:prstGeom prst="rect">
                       <a:avLst/>
@@ -15273,21 +15744,108 @@
     </w:p>
     <w:p>
       <w:pPr>
+        <w:widowControl/>
+        <w:spacing w:before="156" w:beforeLines="50" w:after="156" w:afterLines="50" w:line="360" w:lineRule="auto"/>
+        <w:jc w:val="center"/>
+        <w:rPr>
+          <w:rFonts w:hint="eastAsia" w:ascii="Times New Roman" w:hAnsi="Times New Roman"/>
+          <w:color w:val="000000" w:themeColor="text1"/>
+          <w:sz w:val="24"/>
+          <w:szCs w:val="24"/>
+          <w14:textFill>
+            <w14:solidFill>
+              <w14:schemeClr w14:val="tx1"/>
+            </w14:solidFill>
+          </w14:textFill>
+        </w:rPr>
+      </w:pPr>
+      <w:r>
+        <w:rPr>
+          <w:rFonts w:hint="eastAsia" w:ascii="Times New Roman" w:hAnsi="Times New Roman"/>
+          <w:color w:val="000000" w:themeColor="text1"/>
+          <w:sz w:val="24"/>
+          <w:szCs w:val="24"/>
+          <w:lang w:val="en-US" w:eastAsia="zh-CN"/>
+          <w14:textFill>
+            <w14:solidFill>
+              <w14:schemeClr w14:val="tx1"/>
+            </w14:solidFill>
+          </w14:textFill>
+        </w:rPr>
+        <w:t xml:space="preserve">图2 </w:t>
+      </w:r>
+      <w:r>
+        <w:rPr>
+          <w:rFonts w:hint="eastAsia" w:ascii="Times New Roman" w:hAnsi="Times New Roman"/>
+          <w:color w:val="000000" w:themeColor="text1"/>
+          <w:sz w:val="24"/>
+          <w:szCs w:val="24"/>
+          <w14:textFill>
+            <w14:solidFill>
+              <w14:schemeClr w14:val="tx1"/>
+            </w14:solidFill>
+          </w14:textFill>
+        </w:rPr>
+        <w:t>基于隐式神经表示与神经常微分方程的分布式光纤应变感知数据压缩方法</w:t>
+      </w:r>
+      <w:r>
+        <w:rPr>
+          <w:rFonts w:hint="eastAsia" w:ascii="Times New Roman" w:hAnsi="Times New Roman"/>
+          <w:color w:val="000000" w:themeColor="text1"/>
+          <w:sz w:val="24"/>
+          <w:szCs w:val="24"/>
+          <w:lang w:val="en-US" w:eastAsia="zh-CN"/>
+          <w14:textFill>
+            <w14:solidFill>
+              <w14:schemeClr w14:val="tx1"/>
+            </w14:solidFill>
+          </w14:textFill>
+        </w:rPr>
+        <w:t>架构图</w:t>
+      </w:r>
+      <w:r>
+        <w:rPr>
+          <w:rFonts w:hint="eastAsia" w:ascii="Times New Roman" w:hAnsi="Times New Roman"/>
+          <w:color w:val="000000" w:themeColor="text1"/>
+          <w:sz w:val="24"/>
+          <w:szCs w:val="24"/>
+          <w14:textFill>
+            <w14:solidFill>
+              <w14:schemeClr w14:val="tx1"/>
+            </w14:solidFill>
+          </w14:textFill>
+        </w:rPr>
+        <w:t xml:space="preserve"> </w:t>
+      </w:r>
+    </w:p>
+    <w:p>
+      <w:pPr>
         <w:rPr>
           <w:rFonts w:hint="eastAsia" w:eastAsia="宋体"/>
           <w:lang w:eastAsia="zh-CN"/>
         </w:rPr>
       </w:pPr>
-      <w:r>
+    </w:p>
+    <w:p>
+      <w:pPr>
+        <w:jc w:val="center"/>
         <w:rPr>
           <w:rFonts w:hint="eastAsia" w:eastAsia="宋体"/>
           <w:lang w:eastAsia="zh-CN"/>
         </w:rPr>
+      </w:pPr>
+      <w:r>
+        <w:rPr>
+          <w:rFonts w:hint="eastAsia" w:ascii="Times New Roman" w:hAnsi="Times New Roman" w:eastAsia="等线"/>
+          <w:sz w:val="24"/>
+          <w:szCs w:val="24"/>
+          <w:lang w:eastAsia="zh-CN"/>
+        </w:rPr>
         <w:drawing>
           <wp:inline distT="0" distB="0" distL="114300" distR="114300">
-            <wp:extent cx="5485130" cy="2992120"/>
-            <wp:effectExtent l="0" t="0" r="1270" b="2540"/>
-            <wp:docPr id="11" name="图片 11" descr="Gemini_Generated_Image_ (2)-clean"/>
+            <wp:extent cx="4872990" cy="1447165"/>
+            <wp:effectExtent l="0" t="0" r="3810" b="635"/>
+            <wp:docPr id="2" name="E657119C-6982-421D-8BA7-E74DEB70A7D9-3" descr="C:/Users/Xiayuyang/AppData/Local/Temp/wps.cPlKTpwps"/>
             <wp:cNvGraphicFramePr>
               <a:graphicFrameLocks xmlns:a="http://schemas.openxmlformats.org/drawingml/2006/main" noChangeAspect="1"/>
             </wp:cNvGraphicFramePr>
@@ -15295,58 +15853,7 @@
               <a:graphicData uri="http://schemas.openxmlformats.org/drawingml/2006/picture">
                 <pic:pic xmlns:pic="http://schemas.openxmlformats.org/drawingml/2006/picture">
                   <pic:nvPicPr>
-                    <pic:cNvPr id="11" name="图片 11" descr="Gemini_Generated_Image_ (2)-clean"/>
-                    <pic:cNvPicPr>
-                      <a:picLocks noChangeAspect="1"/>
-                    </pic:cNvPicPr>
-                  </pic:nvPicPr>
-                  <pic:blipFill>
-                    <a:blip r:embed="rId12"/>
-                    <a:stretch>
-                      <a:fillRect/>
-                    </a:stretch>
-                  </pic:blipFill>
-                  <pic:spPr>
-                    <a:xfrm>
-                      <a:off x="0" y="0"/>
-                      <a:ext cx="5485130" cy="2992120"/>
-                    </a:xfrm>
-                    <a:prstGeom prst="rect">
-                      <a:avLst/>
-                    </a:prstGeom>
-                  </pic:spPr>
-                </pic:pic>
-              </a:graphicData>
-            </a:graphic>
-          </wp:inline>
-        </w:drawing>
-      </w:r>
-    </w:p>
-    <w:p>
-      <w:pPr>
-        <w:rPr>
-          <w:rFonts w:hint="eastAsia" w:eastAsia="宋体"/>
-          <w:lang w:eastAsia="zh-CN"/>
-        </w:rPr>
-      </w:pPr>
-      <w:r>
-        <w:rPr>
-          <w:rFonts w:hint="eastAsia" w:eastAsia="宋体"/>
-          <w:lang w:eastAsia="zh-CN"/>
-        </w:rPr>
-        <w:drawing>
-          <wp:inline distT="0" distB="0" distL="114300" distR="114300">
-            <wp:extent cx="5485130" cy="2992120"/>
-            <wp:effectExtent l="0" t="0" r="1270" b="2540"/>
-            <wp:docPr id="10" name="图片 10" descr="Gemini_Generated_Image_ (3)-clean"/>
-            <wp:cNvGraphicFramePr>
-              <a:graphicFrameLocks xmlns:a="http://schemas.openxmlformats.org/drawingml/2006/main" noChangeAspect="1"/>
-            </wp:cNvGraphicFramePr>
-            <a:graphic xmlns:a="http://schemas.openxmlformats.org/drawingml/2006/main">
-              <a:graphicData uri="http://schemas.openxmlformats.org/drawingml/2006/picture">
-                <pic:pic xmlns:pic="http://schemas.openxmlformats.org/drawingml/2006/picture">
-                  <pic:nvPicPr>
-                    <pic:cNvPr id="10" name="图片 10" descr="Gemini_Generated_Image_ (3)-clean"/>
+                    <pic:cNvPr id="2" name="E657119C-6982-421D-8BA7-E74DEB70A7D9-3" descr="C:/Users/Xiayuyang/AppData/Local/Temp/wps.cPlKTpwps"/>
                     <pic:cNvPicPr>
                       <a:picLocks noChangeAspect="1"/>
                     </pic:cNvPicPr>
@@ -15360,7 +15867,7 @@
                   <pic:spPr>
                     <a:xfrm>
                       <a:off x="0" y="0"/>
-                      <a:ext cx="5485130" cy="2992120"/>
+                      <a:ext cx="4872990" cy="1447165"/>
                     </a:xfrm>
                     <a:prstGeom prst="rect">
                       <a:avLst/>
@@ -15375,6 +15882,58 @@
     </w:p>
     <w:p>
       <w:pPr>
+        <w:widowControl/>
+        <w:spacing w:before="156" w:beforeLines="50" w:after="156" w:afterLines="50" w:line="360" w:lineRule="auto"/>
+        <w:jc w:val="center"/>
+        <w:rPr>
+          <w:rFonts w:hint="eastAsia" w:ascii="Times New Roman" w:hAnsi="Times New Roman"/>
+          <w:color w:val="000000" w:themeColor="text1"/>
+          <w:sz w:val="24"/>
+          <w:szCs w:val="24"/>
+          <w:lang w:val="en-US" w:eastAsia="zh-CN"/>
+          <w14:textFill>
+            <w14:solidFill>
+              <w14:schemeClr w14:val="tx1"/>
+            </w14:solidFill>
+          </w14:textFill>
+        </w:rPr>
+      </w:pPr>
+      <w:r>
+        <w:rPr>
+          <w:rFonts w:hint="default" w:ascii="Times New Roman" w:hAnsi="Times New Roman"/>
+          <w:color w:val="000000" w:themeColor="text1"/>
+          <w:sz w:val="24"/>
+          <w:szCs w:val="24"/>
+          <w:lang w:val="en-US" w:eastAsia="zh-CN"/>
+          <w14:textFill>
+            <w14:solidFill>
+              <w14:schemeClr w14:val="tx1"/>
+            </w14:solidFill>
+          </w14:textFill>
+        </w:rPr>
+        <w:t>图</w:t>
+      </w:r>
+      <w:r>
+        <w:rPr>
+          <w:rFonts w:hint="eastAsia" w:ascii="Times New Roman" w:hAnsi="Times New Roman"/>
+          <w:color w:val="000000" w:themeColor="text1"/>
+          <w:sz w:val="24"/>
+          <w:szCs w:val="24"/>
+          <w:lang w:val="en-US" w:eastAsia="zh-CN"/>
+          <w14:textFill>
+            <w14:solidFill>
+              <w14:schemeClr w14:val="tx1"/>
+            </w14:solidFill>
+          </w14:textFill>
+        </w:rPr>
+        <w:t>3 编码端数据处理流程示意图</w:t>
+      </w:r>
+    </w:p>
+    <w:p>
+      <w:pPr>
+        <w:widowControl/>
+        <w:spacing w:before="156" w:beforeLines="50" w:after="156" w:afterLines="50" w:line="360" w:lineRule="auto"/>
+        <w:jc w:val="left"/>
         <w:rPr>
           <w:rFonts w:hint="eastAsia" w:eastAsia="宋体"/>
           <w:lang w:eastAsia="zh-CN"/>
@@ -15382,14 +15941,16 @@
       </w:pPr>
       <w:r>
         <w:rPr>
-          <w:rFonts w:hint="eastAsia" w:eastAsia="宋体"/>
+          <w:rFonts w:hint="eastAsia" w:ascii="Times New Roman" w:hAnsi="Times New Roman" w:eastAsia="等线"/>
+          <w:sz w:val="24"/>
+          <w:szCs w:val="24"/>
           <w:lang w:eastAsia="zh-CN"/>
         </w:rPr>
         <w:drawing>
           <wp:inline distT="0" distB="0" distL="114300" distR="114300">
-            <wp:extent cx="5485130" cy="2992120"/>
-            <wp:effectExtent l="0" t="0" r="1270" b="2540"/>
-            <wp:docPr id="9" name="图片 9" descr="Gemini_Generated_Image_ (4)-clean"/>
+            <wp:extent cx="5121275" cy="2200910"/>
+            <wp:effectExtent l="0" t="0" r="6985" b="1270"/>
+            <wp:docPr id="12" name="E657119C-6982-421D-8BA7-E74DEB70A7D9-4" descr="C:/Users/Xiayuyang/AppData/Local/Temp/wps.gWIkAgwps"/>
             <wp:cNvGraphicFramePr>
               <a:graphicFrameLocks xmlns:a="http://schemas.openxmlformats.org/drawingml/2006/main" noChangeAspect="1"/>
             </wp:cNvGraphicFramePr>
@@ -15397,7 +15958,7 @@
               <a:graphicData uri="http://schemas.openxmlformats.org/drawingml/2006/picture">
                 <pic:pic xmlns:pic="http://schemas.openxmlformats.org/drawingml/2006/picture">
                   <pic:nvPicPr>
-                    <pic:cNvPr id="9" name="图片 9" descr="Gemini_Generated_Image_ (4)-clean"/>
+                    <pic:cNvPr id="12" name="E657119C-6982-421D-8BA7-E74DEB70A7D9-4" descr="C:/Users/Xiayuyang/AppData/Local/Temp/wps.gWIkAgwps"/>
                     <pic:cNvPicPr>
                       <a:picLocks noChangeAspect="1"/>
                     </pic:cNvPicPr>
@@ -15411,7 +15972,7 @@
                   <pic:spPr>
                     <a:xfrm>
                       <a:off x="0" y="0"/>
-                      <a:ext cx="5485130" cy="2992120"/>
+                      <a:ext cx="5121275" cy="2200910"/>
                     </a:xfrm>
                     <a:prstGeom prst="rect">
                       <a:avLst/>
@@ -15426,21 +15987,63 @@
     </w:p>
     <w:p>
       <w:pPr>
+        <w:widowControl/>
+        <w:spacing w:before="156" w:beforeLines="50" w:after="156" w:afterLines="50" w:line="360" w:lineRule="auto"/>
+        <w:jc w:val="center"/>
+        <w:rPr>
+          <w:rFonts w:hint="default" w:ascii="Times New Roman" w:hAnsi="Times New Roman"/>
+          <w:color w:val="000000" w:themeColor="text1"/>
+          <w:sz w:val="24"/>
+          <w:szCs w:val="24"/>
+          <w:lang w:val="en-US" w:eastAsia="zh-CN"/>
+          <w14:textFill>
+            <w14:solidFill>
+              <w14:schemeClr w14:val="tx1"/>
+            </w14:solidFill>
+          </w14:textFill>
+        </w:rPr>
+      </w:pPr>
+      <w:r>
+        <w:rPr>
+          <w:rFonts w:hint="eastAsia" w:ascii="Times New Roman" w:hAnsi="Times New Roman"/>
+          <w:color w:val="000000" w:themeColor="text1"/>
+          <w:sz w:val="24"/>
+          <w:szCs w:val="24"/>
+          <w:lang w:val="en-US" w:eastAsia="zh-CN"/>
+          <w14:textFill>
+            <w14:solidFill>
+              <w14:schemeClr w14:val="tx1"/>
+            </w14:solidFill>
+          </w14:textFill>
+        </w:rPr>
+        <w:t>图4 解码端信号重建流程示意图</w:t>
+      </w:r>
+    </w:p>
+    <w:p>
+      <w:pPr>
         <w:rPr>
           <w:rFonts w:hint="eastAsia" w:eastAsia="宋体"/>
           <w:lang w:eastAsia="zh-CN"/>
         </w:rPr>
       </w:pPr>
-      <w:r>
+    </w:p>
+    <w:p>
+      <w:pPr>
         <w:rPr>
           <w:rFonts w:hint="eastAsia" w:eastAsia="宋体"/>
           <w:lang w:eastAsia="zh-CN"/>
         </w:rPr>
+      </w:pPr>
+      <w:r>
+        <w:rPr>
+          <w:rFonts w:hint="eastAsia" w:eastAsia="宋体"/>
+          <w:lang w:eastAsia="zh-CN"/>
+        </w:rPr>
         <w:drawing>
           <wp:inline distT="0" distB="0" distL="114300" distR="114300">
-            <wp:extent cx="5471795" cy="2984500"/>
-            <wp:effectExtent l="0" t="0" r="6985" b="2540"/>
-            <wp:docPr id="5" name="图片 5" descr="Gemini_Generated_Image_6hjki76hjki76hjk-clean"/>
+            <wp:extent cx="5265420" cy="2517775"/>
+            <wp:effectExtent l="0" t="0" r="0" b="4445"/>
+            <wp:docPr id="13" name="图片 13" descr="C:/Users/Xiayuyang/Desktop/专利/图片/图片2.png图片2"/>
             <wp:cNvGraphicFramePr>
               <a:graphicFrameLocks xmlns:a="http://schemas.openxmlformats.org/drawingml/2006/main" noChangeAspect="1"/>
             </wp:cNvGraphicFramePr>
@@ -15448,13 +16051,14 @@
               <a:graphicData uri="http://schemas.openxmlformats.org/drawingml/2006/picture">
                 <pic:pic xmlns:pic="http://schemas.openxmlformats.org/drawingml/2006/picture">
                   <pic:nvPicPr>
-                    <pic:cNvPr id="5" name="图片 5" descr="Gemini_Generated_Image_6hjki76hjki76hjk-clean"/>
+                    <pic:cNvPr id="13" name="图片 13" descr="C:/Users/Xiayuyang/Desktop/专利/图片/图片2.png图片2"/>
                     <pic:cNvPicPr>
                       <a:picLocks noChangeAspect="1"/>
                     </pic:cNvPicPr>
                   </pic:nvPicPr>
                   <pic:blipFill>
                     <a:blip r:embed="rId15"/>
+                    <a:srcRect l="63" r="63"/>
                     <a:stretch>
                       <a:fillRect/>
                     </a:stretch>
@@ -15462,7 +16066,7 @@
                   <pic:spPr>
                     <a:xfrm>
                       <a:off x="0" y="0"/>
-                      <a:ext cx="5471795" cy="2984500"/>
+                      <a:ext cx="5265420" cy="2517775"/>
                     </a:xfrm>
                     <a:prstGeom prst="rect">
                       <a:avLst/>
@@ -15475,9 +16079,618 @@
         </w:drawing>
       </w:r>
     </w:p>
+    <w:p>
+      <w:pPr>
+        <w:jc w:val="center"/>
+        <w:rPr>
+          <w:rFonts w:hint="eastAsia"/>
+          <w:sz w:val="24"/>
+          <w:szCs w:val="28"/>
+          <w:lang w:val="en-US" w:eastAsia="zh-CN"/>
+        </w:rPr>
+      </w:pPr>
+      <w:r>
+        <w:rPr>
+          <w:rFonts w:hint="eastAsia"/>
+          <w:sz w:val="24"/>
+          <w:szCs w:val="28"/>
+          <w:lang w:val="en-US" w:eastAsia="zh-CN"/>
+        </w:rPr>
+        <w:t>图5 连续时间解码器内部组件结构图</w:t>
+      </w:r>
+    </w:p>
+    <w:p>
+      <w:pPr>
+        <w:jc w:val="center"/>
+        <w:rPr>
+          <w:rFonts w:hint="default"/>
+          <w:lang w:val="en-US" w:eastAsia="zh-CN"/>
+        </w:rPr>
+      </w:pPr>
+    </w:p>
+    <w:p>
+      <w:pPr>
+        <w:rPr>
+          <w:rFonts w:hint="eastAsia" w:eastAsia="宋体"/>
+          <w:lang w:eastAsia="zh-CN"/>
+        </w:rPr>
+      </w:pPr>
+    </w:p>
+    <w:p>
+      <w:pPr>
+        <w:rPr>
+          <w:rFonts w:hint="eastAsia" w:eastAsia="宋体"/>
+          <w:lang w:eastAsia="zh-CN"/>
+        </w:rPr>
+      </w:pPr>
+      <w:r>
+        <w:rPr>
+          <w:rFonts w:hint="eastAsia" w:eastAsia="宋体"/>
+          <w:lang w:eastAsia="zh-CN"/>
+        </w:rPr>
+        <w:drawing>
+          <wp:inline distT="0" distB="0" distL="114300" distR="114300">
+            <wp:extent cx="5264150" cy="859790"/>
+            <wp:effectExtent l="0" t="0" r="1270" b="1270"/>
+            <wp:docPr id="19" name="图片 19" descr="图片3"/>
+            <wp:cNvGraphicFramePr>
+              <a:graphicFrameLocks xmlns:a="http://schemas.openxmlformats.org/drawingml/2006/main" noChangeAspect="1"/>
+            </wp:cNvGraphicFramePr>
+            <a:graphic xmlns:a="http://schemas.openxmlformats.org/drawingml/2006/main">
+              <a:graphicData uri="http://schemas.openxmlformats.org/drawingml/2006/picture">
+                <pic:pic xmlns:pic="http://schemas.openxmlformats.org/drawingml/2006/picture">
+                  <pic:nvPicPr>
+                    <pic:cNvPr id="19" name="图片 19" descr="图片3"/>
+                    <pic:cNvPicPr>
+                      <a:picLocks noChangeAspect="1"/>
+                    </pic:cNvPicPr>
+                  </pic:nvPicPr>
+                  <pic:blipFill>
+                    <a:blip r:embed="rId16"/>
+                    <a:stretch>
+                      <a:fillRect/>
+                    </a:stretch>
+                  </pic:blipFill>
+                  <pic:spPr>
+                    <a:xfrm>
+                      <a:off x="0" y="0"/>
+                      <a:ext cx="5264150" cy="859790"/>
+                    </a:xfrm>
+                    <a:prstGeom prst="rect">
+                      <a:avLst/>
+                    </a:prstGeom>
+                  </pic:spPr>
+                </pic:pic>
+              </a:graphicData>
+            </a:graphic>
+          </wp:inline>
+        </w:drawing>
+      </w:r>
+    </w:p>
+    <w:p>
+      <w:pPr>
+        <w:jc w:val="center"/>
+        <w:rPr>
+          <w:rFonts w:hint="eastAsia"/>
+          <w:sz w:val="24"/>
+          <w:szCs w:val="28"/>
+          <w:lang w:val="en-US" w:eastAsia="zh-CN"/>
+        </w:rPr>
+      </w:pPr>
+      <w:r>
+        <w:rPr>
+          <w:rFonts w:hint="eastAsia"/>
+          <w:sz w:val="24"/>
+          <w:szCs w:val="28"/>
+          <w:lang w:val="en-US" w:eastAsia="zh-CN"/>
+        </w:rPr>
+        <w:t>图6 长时间动态监测控制逻辑状态转换图</w:t>
+      </w:r>
+    </w:p>
+    <w:p>
+      <w:pPr>
+        <w:jc w:val="center"/>
+        <w:rPr>
+          <w:rFonts w:hint="eastAsia"/>
+          <w:lang w:val="en-US" w:eastAsia="zh-CN"/>
+        </w:rPr>
+      </w:pPr>
+    </w:p>
+    <w:p>
+      <w:pPr>
+        <w:rPr>
+          <w:rFonts w:hint="eastAsia" w:eastAsia="宋体"/>
+          <w:lang w:eastAsia="zh-CN"/>
+        </w:rPr>
+      </w:pPr>
+      <w:r>
+        <w:rPr>
+          <w:rFonts w:hint="eastAsia" w:eastAsia="宋体"/>
+          <w:lang w:eastAsia="zh-CN"/>
+        </w:rPr>
+        <w:drawing>
+          <wp:inline distT="0" distB="0" distL="114300" distR="114300">
+            <wp:extent cx="5266690" cy="1478915"/>
+            <wp:effectExtent l="0" t="0" r="6350" b="6985"/>
+            <wp:docPr id="9" name="图片 9" descr="03_comparison"/>
+            <wp:cNvGraphicFramePr>
+              <a:graphicFrameLocks xmlns:a="http://schemas.openxmlformats.org/drawingml/2006/main" noChangeAspect="1"/>
+            </wp:cNvGraphicFramePr>
+            <a:graphic xmlns:a="http://schemas.openxmlformats.org/drawingml/2006/main">
+              <a:graphicData uri="http://schemas.openxmlformats.org/drawingml/2006/picture">
+                <pic:pic xmlns:pic="http://schemas.openxmlformats.org/drawingml/2006/picture">
+                  <pic:nvPicPr>
+                    <pic:cNvPr id="9" name="图片 9" descr="03_comparison"/>
+                    <pic:cNvPicPr>
+                      <a:picLocks noChangeAspect="1"/>
+                    </pic:cNvPicPr>
+                  </pic:nvPicPr>
+                  <pic:blipFill>
+                    <a:blip r:embed="rId17"/>
+                    <a:stretch>
+                      <a:fillRect/>
+                    </a:stretch>
+                  </pic:blipFill>
+                  <pic:spPr>
+                    <a:xfrm>
+                      <a:off x="0" y="0"/>
+                      <a:ext cx="5266690" cy="1478915"/>
+                    </a:xfrm>
+                    <a:prstGeom prst="rect">
+                      <a:avLst/>
+                    </a:prstGeom>
+                  </pic:spPr>
+                </pic:pic>
+              </a:graphicData>
+            </a:graphic>
+          </wp:inline>
+        </w:drawing>
+      </w:r>
+    </w:p>
+    <w:p>
+      <w:pPr>
+        <w:jc w:val="center"/>
+        <w:rPr>
+          <w:rFonts w:hint="eastAsia" w:ascii="Times New Roman" w:hAnsi="Times New Roman" w:cs="Times New Roman"/>
+          <w:sz w:val="24"/>
+          <w:szCs w:val="28"/>
+          <w:lang w:val="en-US" w:eastAsia="zh-CN"/>
+        </w:rPr>
+      </w:pPr>
+      <w:r>
+        <w:rPr>
+          <w:rFonts w:hint="eastAsia" w:ascii="Times New Roman" w:hAnsi="Times New Roman" w:cs="Times New Roman"/>
+          <w:sz w:val="24"/>
+          <w:szCs w:val="28"/>
+          <w:lang w:val="en-US" w:eastAsia="zh-CN"/>
+        </w:rPr>
+        <w:t xml:space="preserve">图7 </w:t>
+      </w:r>
+    </w:p>
+    <w:p>
+      <w:pPr>
+        <w:jc w:val="center"/>
+        <w:rPr>
+          <w:rFonts w:hint="default" w:ascii="Times New Roman" w:hAnsi="Times New Roman" w:cs="Times New Roman"/>
+          <w:sz w:val="24"/>
+          <w:szCs w:val="28"/>
+          <w:lang w:val="en-US" w:eastAsia="zh-CN"/>
+        </w:rPr>
+      </w:pPr>
+    </w:p>
+    <w:p>
+      <w:pPr>
+        <w:rPr>
+          <w:rFonts w:hint="eastAsia" w:eastAsia="宋体"/>
+          <w:lang w:eastAsia="zh-CN"/>
+        </w:rPr>
+      </w:pPr>
+      <w:r>
+        <w:rPr>
+          <w:rFonts w:hint="eastAsia" w:eastAsia="宋体"/>
+          <w:lang w:eastAsia="zh-CN"/>
+        </w:rPr>
+        <w:drawing>
+          <wp:inline distT="0" distB="0" distL="114300" distR="114300">
+            <wp:extent cx="5274310" cy="1533525"/>
+            <wp:effectExtent l="0" t="0" r="6350" b="5715"/>
+            <wp:docPr id="10" name="图片 10" descr="04_waveform"/>
+            <wp:cNvGraphicFramePr>
+              <a:graphicFrameLocks xmlns:a="http://schemas.openxmlformats.org/drawingml/2006/main" noChangeAspect="1"/>
+            </wp:cNvGraphicFramePr>
+            <a:graphic xmlns:a="http://schemas.openxmlformats.org/drawingml/2006/main">
+              <a:graphicData uri="http://schemas.openxmlformats.org/drawingml/2006/picture">
+                <pic:pic xmlns:pic="http://schemas.openxmlformats.org/drawingml/2006/picture">
+                  <pic:nvPicPr>
+                    <pic:cNvPr id="10" name="图片 10" descr="04_waveform"/>
+                    <pic:cNvPicPr>
+                      <a:picLocks noChangeAspect="1"/>
+                    </pic:cNvPicPr>
+                  </pic:nvPicPr>
+                  <pic:blipFill>
+                    <a:blip r:embed="rId18"/>
+                    <a:stretch>
+                      <a:fillRect/>
+                    </a:stretch>
+                  </pic:blipFill>
+                  <pic:spPr>
+                    <a:xfrm>
+                      <a:off x="0" y="0"/>
+                      <a:ext cx="5274310" cy="1533525"/>
+                    </a:xfrm>
+                    <a:prstGeom prst="rect">
+                      <a:avLst/>
+                    </a:prstGeom>
+                  </pic:spPr>
+                </pic:pic>
+              </a:graphicData>
+            </a:graphic>
+          </wp:inline>
+        </w:drawing>
+      </w:r>
+    </w:p>
+    <w:p>
+      <w:pPr>
+        <w:jc w:val="center"/>
+        <w:rPr>
+          <w:rFonts w:hint="default" w:ascii="Times New Roman" w:hAnsi="Times New Roman" w:cs="Times New Roman"/>
+          <w:sz w:val="24"/>
+          <w:szCs w:val="28"/>
+          <w:lang w:val="en-US" w:eastAsia="zh-CN"/>
+        </w:rPr>
+      </w:pPr>
+      <w:r>
+        <w:rPr>
+          <w:rFonts w:hint="eastAsia" w:ascii="Times New Roman" w:hAnsi="Times New Roman" w:cs="Times New Roman"/>
+          <w:sz w:val="24"/>
+          <w:szCs w:val="28"/>
+          <w:lang w:val="en-US" w:eastAsia="zh-CN"/>
+        </w:rPr>
+        <w:t>图8</w:t>
+      </w:r>
+    </w:p>
+    <w:p>
+      <w:pPr>
+        <w:rPr>
+          <w:rFonts w:hint="eastAsia" w:eastAsia="宋体"/>
+          <w:lang w:eastAsia="zh-CN"/>
+        </w:rPr>
+      </w:pPr>
+    </w:p>
+    <w:p>
+      <w:pPr>
+        <w:rPr>
+          <w:rFonts w:hint="eastAsia" w:eastAsia="宋体"/>
+          <w:lang w:eastAsia="zh-CN"/>
+        </w:rPr>
+      </w:pPr>
+      <w:r>
+        <w:rPr>
+          <w:rFonts w:hint="eastAsia" w:eastAsia="宋体"/>
+          <w:lang w:eastAsia="zh-CN"/>
+        </w:rPr>
+        <w:drawing>
+          <wp:inline distT="0" distB="0" distL="114300" distR="114300">
+            <wp:extent cx="5272405" cy="2596515"/>
+            <wp:effectExtent l="0" t="0" r="635" b="1905"/>
+            <wp:docPr id="11" name="图片 11" descr="06_error_histogram"/>
+            <wp:cNvGraphicFramePr>
+              <a:graphicFrameLocks xmlns:a="http://schemas.openxmlformats.org/drawingml/2006/main" noChangeAspect="1"/>
+            </wp:cNvGraphicFramePr>
+            <a:graphic xmlns:a="http://schemas.openxmlformats.org/drawingml/2006/main">
+              <a:graphicData uri="http://schemas.openxmlformats.org/drawingml/2006/picture">
+                <pic:pic xmlns:pic="http://schemas.openxmlformats.org/drawingml/2006/picture">
+                  <pic:nvPicPr>
+                    <pic:cNvPr id="11" name="图片 11" descr="06_error_histogram"/>
+                    <pic:cNvPicPr>
+                      <a:picLocks noChangeAspect="1"/>
+                    </pic:cNvPicPr>
+                  </pic:nvPicPr>
+                  <pic:blipFill>
+                    <a:blip r:embed="rId19"/>
+                    <a:stretch>
+                      <a:fillRect/>
+                    </a:stretch>
+                  </pic:blipFill>
+                  <pic:spPr>
+                    <a:xfrm>
+                      <a:off x="0" y="0"/>
+                      <a:ext cx="5272405" cy="2596515"/>
+                    </a:xfrm>
+                    <a:prstGeom prst="rect">
+                      <a:avLst/>
+                    </a:prstGeom>
+                  </pic:spPr>
+                </pic:pic>
+              </a:graphicData>
+            </a:graphic>
+          </wp:inline>
+        </w:drawing>
+      </w:r>
+    </w:p>
+    <w:p>
+      <w:pPr>
+        <w:jc w:val="center"/>
+        <w:rPr>
+          <w:rFonts w:hint="default" w:ascii="Times New Roman" w:hAnsi="Times New Roman" w:cs="Times New Roman"/>
+          <w:sz w:val="24"/>
+          <w:szCs w:val="28"/>
+          <w:lang w:val="en-US" w:eastAsia="zh-CN"/>
+        </w:rPr>
+      </w:pPr>
+      <w:r>
+        <w:rPr>
+          <w:rFonts w:hint="eastAsia" w:ascii="Times New Roman" w:hAnsi="Times New Roman" w:cs="Times New Roman"/>
+          <w:sz w:val="24"/>
+          <w:szCs w:val="28"/>
+          <w:lang w:val="en-US" w:eastAsia="zh-CN"/>
+        </w:rPr>
+        <w:t>图9</w:t>
+      </w:r>
+    </w:p>
+    <w:p>
+      <w:pPr>
+        <w:rPr>
+          <w:rFonts w:hint="eastAsia" w:eastAsia="宋体"/>
+          <w:lang w:eastAsia="zh-CN"/>
+        </w:rPr>
+      </w:pPr>
+    </w:p>
+    <w:p>
+      <w:pPr>
+        <w:rPr>
+          <w:rFonts w:hint="eastAsia" w:eastAsia="宋体"/>
+          <w:lang w:eastAsia="zh-CN"/>
+        </w:rPr>
+      </w:pPr>
+      <w:r>
+        <w:rPr>
+          <w:rFonts w:hint="eastAsia" w:eastAsia="宋体"/>
+          <w:lang w:eastAsia="zh-CN"/>
+        </w:rPr>
+        <w:drawing>
+          <wp:inline distT="0" distB="0" distL="114300" distR="114300">
+            <wp:extent cx="5268595" cy="2064385"/>
+            <wp:effectExtent l="0" t="0" r="4445" b="635"/>
+            <wp:docPr id="16" name="图片 16" descr="11_fft_spectrum"/>
+            <wp:cNvGraphicFramePr>
+              <a:graphicFrameLocks xmlns:a="http://schemas.openxmlformats.org/drawingml/2006/main" noChangeAspect="1"/>
+            </wp:cNvGraphicFramePr>
+            <a:graphic xmlns:a="http://schemas.openxmlformats.org/drawingml/2006/main">
+              <a:graphicData uri="http://schemas.openxmlformats.org/drawingml/2006/picture">
+                <pic:pic xmlns:pic="http://schemas.openxmlformats.org/drawingml/2006/picture">
+                  <pic:nvPicPr>
+                    <pic:cNvPr id="16" name="图片 16" descr="11_fft_spectrum"/>
+                    <pic:cNvPicPr>
+                      <a:picLocks noChangeAspect="1"/>
+                    </pic:cNvPicPr>
+                  </pic:nvPicPr>
+                  <pic:blipFill>
+                    <a:blip r:embed="rId20"/>
+                    <a:stretch>
+                      <a:fillRect/>
+                    </a:stretch>
+                  </pic:blipFill>
+                  <pic:spPr>
+                    <a:xfrm>
+                      <a:off x="0" y="0"/>
+                      <a:ext cx="5268595" cy="2064385"/>
+                    </a:xfrm>
+                    <a:prstGeom prst="rect">
+                      <a:avLst/>
+                    </a:prstGeom>
+                  </pic:spPr>
+                </pic:pic>
+              </a:graphicData>
+            </a:graphic>
+          </wp:inline>
+        </w:drawing>
+      </w:r>
+    </w:p>
+    <w:p>
+      <w:pPr>
+        <w:jc w:val="center"/>
+        <w:rPr>
+          <w:rFonts w:hint="eastAsia" w:ascii="Times New Roman" w:hAnsi="Times New Roman" w:cs="Times New Roman"/>
+          <w:sz w:val="24"/>
+          <w:szCs w:val="28"/>
+          <w:lang w:val="en-US" w:eastAsia="zh-CN"/>
+        </w:rPr>
+      </w:pPr>
+      <w:r>
+        <w:rPr>
+          <w:rFonts w:hint="eastAsia" w:ascii="Times New Roman" w:hAnsi="Times New Roman" w:cs="Times New Roman"/>
+          <w:sz w:val="24"/>
+          <w:szCs w:val="28"/>
+          <w:lang w:val="en-US" w:eastAsia="zh-CN"/>
+        </w:rPr>
+        <w:t>图10</w:t>
+      </w:r>
+    </w:p>
+    <w:p>
+      <w:pPr>
+        <w:jc w:val="center"/>
+        <w:rPr>
+          <w:rFonts w:hint="default" w:ascii="Times New Roman" w:hAnsi="Times New Roman" w:cs="Times New Roman"/>
+          <w:sz w:val="24"/>
+          <w:szCs w:val="28"/>
+          <w:lang w:val="en-US" w:eastAsia="zh-CN"/>
+        </w:rPr>
+      </w:pPr>
+    </w:p>
+    <w:p>
+      <w:pPr>
+        <w:rPr>
+          <w:rFonts w:hint="eastAsia" w:eastAsia="宋体"/>
+          <w:lang w:eastAsia="zh-CN"/>
+        </w:rPr>
+      </w:pPr>
+      <w:r>
+        <w:rPr>
+          <w:rFonts w:hint="eastAsia" w:eastAsia="宋体"/>
+          <w:lang w:eastAsia="zh-CN"/>
+        </w:rPr>
+        <w:drawing>
+          <wp:inline distT="0" distB="0" distL="114300" distR="114300">
+            <wp:extent cx="5268595" cy="2064385"/>
+            <wp:effectExtent l="0" t="0" r="4445" b="635"/>
+            <wp:docPr id="15" name="图片 15" descr="08_per_channel_rmse"/>
+            <wp:cNvGraphicFramePr>
+              <a:graphicFrameLocks xmlns:a="http://schemas.openxmlformats.org/drawingml/2006/main" noChangeAspect="1"/>
+            </wp:cNvGraphicFramePr>
+            <a:graphic xmlns:a="http://schemas.openxmlformats.org/drawingml/2006/main">
+              <a:graphicData uri="http://schemas.openxmlformats.org/drawingml/2006/picture">
+                <pic:pic xmlns:pic="http://schemas.openxmlformats.org/drawingml/2006/picture">
+                  <pic:nvPicPr>
+                    <pic:cNvPr id="15" name="图片 15" descr="08_per_channel_rmse"/>
+                    <pic:cNvPicPr>
+                      <a:picLocks noChangeAspect="1"/>
+                    </pic:cNvPicPr>
+                  </pic:nvPicPr>
+                  <pic:blipFill>
+                    <a:blip r:embed="rId21"/>
+                    <a:stretch>
+                      <a:fillRect/>
+                    </a:stretch>
+                  </pic:blipFill>
+                  <pic:spPr>
+                    <a:xfrm>
+                      <a:off x="0" y="0"/>
+                      <a:ext cx="5268595" cy="2064385"/>
+                    </a:xfrm>
+                    <a:prstGeom prst="rect">
+                      <a:avLst/>
+                    </a:prstGeom>
+                  </pic:spPr>
+                </pic:pic>
+              </a:graphicData>
+            </a:graphic>
+          </wp:inline>
+        </w:drawing>
+      </w:r>
+    </w:p>
+    <w:p>
+      <w:pPr>
+        <w:jc w:val="center"/>
+        <w:rPr>
+          <w:rFonts w:hint="default" w:ascii="Times New Roman" w:hAnsi="Times New Roman" w:eastAsia="宋体" w:cs="Times New Roman"/>
+          <w:sz w:val="24"/>
+          <w:szCs w:val="28"/>
+          <w:lang w:val="en-US" w:eastAsia="zh-CN"/>
+        </w:rPr>
+      </w:pPr>
+      <w:r>
+        <w:rPr>
+          <w:rFonts w:hint="default" w:ascii="Times New Roman" w:hAnsi="Times New Roman" w:cs="Times New Roman"/>
+          <w:sz w:val="24"/>
+          <w:szCs w:val="28"/>
+          <w:lang w:val="en-US" w:eastAsia="zh-CN"/>
+        </w:rPr>
+        <w:t>图1</w:t>
+      </w:r>
+      <w:r>
+        <w:rPr>
+          <w:rFonts w:hint="eastAsia" w:ascii="Times New Roman" w:hAnsi="Times New Roman" w:cs="Times New Roman"/>
+          <w:sz w:val="24"/>
+          <w:szCs w:val="28"/>
+          <w:lang w:val="en-US" w:eastAsia="zh-CN"/>
+        </w:rPr>
+        <w:t>1</w:t>
+      </w:r>
+    </w:p>
+    <w:p>
+      <w:pPr>
+        <w:rPr>
+          <w:rFonts w:hint="eastAsia" w:eastAsia="宋体"/>
+          <w:lang w:eastAsia="zh-CN"/>
+        </w:rPr>
+      </w:pPr>
+    </w:p>
+    <w:p>
+      <w:pPr>
+        <w:rPr>
+          <w:rFonts w:hint="eastAsia" w:eastAsia="宋体"/>
+          <w:lang w:eastAsia="zh-CN"/>
+        </w:rPr>
+      </w:pPr>
+      <w:r>
+        <w:rPr>
+          <w:rFonts w:hint="eastAsia" w:eastAsia="宋体"/>
+          <w:lang w:eastAsia="zh-CN"/>
+        </w:rPr>
+        <w:drawing>
+          <wp:inline distT="0" distB="0" distL="114300" distR="114300">
+            <wp:extent cx="5268595" cy="2064385"/>
+            <wp:effectExtent l="0" t="0" r="4445" b="635"/>
+            <wp:docPr id="14" name="图片 14" descr="09_per_time_rmse"/>
+            <wp:cNvGraphicFramePr>
+              <a:graphicFrameLocks xmlns:a="http://schemas.openxmlformats.org/drawingml/2006/main" noChangeAspect="1"/>
+            </wp:cNvGraphicFramePr>
+            <a:graphic xmlns:a="http://schemas.openxmlformats.org/drawingml/2006/main">
+              <a:graphicData uri="http://schemas.openxmlformats.org/drawingml/2006/picture">
+                <pic:pic xmlns:pic="http://schemas.openxmlformats.org/drawingml/2006/picture">
+                  <pic:nvPicPr>
+                    <pic:cNvPr id="14" name="图片 14" descr="09_per_time_rmse"/>
+                    <pic:cNvPicPr>
+                      <a:picLocks noChangeAspect="1"/>
+                    </pic:cNvPicPr>
+                  </pic:nvPicPr>
+                  <pic:blipFill>
+                    <a:blip r:embed="rId22"/>
+                    <a:stretch>
+                      <a:fillRect/>
+                    </a:stretch>
+                  </pic:blipFill>
+                  <pic:spPr>
+                    <a:xfrm>
+                      <a:off x="0" y="0"/>
+                      <a:ext cx="5268595" cy="2064385"/>
+                    </a:xfrm>
+                    <a:prstGeom prst="rect">
+                      <a:avLst/>
+                    </a:prstGeom>
+                  </pic:spPr>
+                </pic:pic>
+              </a:graphicData>
+            </a:graphic>
+          </wp:inline>
+        </w:drawing>
+      </w:r>
+    </w:p>
+    <w:p>
+      <w:pPr>
+        <w:jc w:val="center"/>
+        <w:rPr>
+          <w:rFonts w:hint="default" w:ascii="Times New Roman" w:hAnsi="Times New Roman" w:cs="Times New Roman"/>
+          <w:sz w:val="24"/>
+          <w:szCs w:val="28"/>
+          <w:lang w:val="en-US" w:eastAsia="zh-CN"/>
+        </w:rPr>
+      </w:pPr>
+      <w:r>
+        <w:rPr>
+          <w:rFonts w:hint="eastAsia" w:ascii="Times New Roman" w:hAnsi="Times New Roman" w:cs="Times New Roman"/>
+          <w:sz w:val="24"/>
+          <w:szCs w:val="28"/>
+          <w:lang w:val="en-US" w:eastAsia="zh-CN"/>
+        </w:rPr>
+        <w:t>图12</w:t>
+      </w:r>
+    </w:p>
+    <w:p>
+      <w:pPr>
+        <w:jc w:val="both"/>
+        <w:rPr>
+          <w:rFonts w:hint="default" w:ascii="Times New Roman" w:hAnsi="Times New Roman" w:cs="Times New Roman"/>
+          <w:sz w:val="24"/>
+          <w:szCs w:val="28"/>
+          <w:lang w:val="en-US" w:eastAsia="zh-CN"/>
+        </w:rPr>
+      </w:pPr>
+    </w:p>
     <w:sectPr>
-      <w:headerReference r:id="rId7" w:type="default"/>
-      <w:footerReference r:id="rId8" w:type="default"/>
+      <w:headerReference r:id="rId8" w:type="default"/>
+      <w:footerReference r:id="rId9" w:type="default"/>
       <w:pgSz w:w="11906" w:h="16838"/>
       <w:pgMar w:top="1440" w:right="1800" w:bottom="1440" w:left="1800" w:header="851" w:footer="992" w:gutter="0"/>
       <w:cols w:space="425" w:num="1"/>
@@ -15518,6 +16731,24 @@
   <w:p>
     <w:pPr>
       <w:pStyle w:val="8"/>
+    </w:pPr>
+    <w:r>
+      <w:rPr>
+        <w:rFonts w:hint="eastAsia" w:ascii="楷体" w:hAnsi="楷体" w:eastAsia="楷体"/>
+        <w:sz w:val="30"/>
+        <w:szCs w:val="30"/>
+      </w:rPr>
+      <w:t>申请信息</w:t>
+    </w:r>
+  </w:p>
+</w:hdr>
+</file>
+
+<file path=word/header2.xml><?xml version="1.0" encoding="utf-8"?>
+<w:hdr xmlns:wpc="http://schemas.microsoft.com/office/word/2010/wordprocessingCanvas" xmlns:mc="http://schemas.openxmlformats.org/markup-compatibility/2006" xmlns:o="urn:schemas-microsoft-com:office:office" xmlns:r="http://schemas.openxmlformats.org/officeDocument/2006/relationships" xmlns:m="http://schemas.openxmlformats.org/officeDocument/2006/math" xmlns:v="urn:schemas-microsoft-com:vml" xmlns:wp14="http://schemas.microsoft.com/office/word/2010/wordprocessingDrawing" xmlns:wp="http://schemas.openxmlformats.org/drawingml/2006/wordprocessingDrawing" xmlns:w10="urn:schemas-microsoft-com:office:word" xmlns:w="http://schemas.openxmlformats.org/wordprocessingml/2006/main" xmlns:w14="http://schemas.microsoft.com/office/word/2010/wordml" xmlns:w15="http://schemas.microsoft.com/office/word/2012/wordml" xmlns:wpg="http://schemas.microsoft.com/office/word/2010/wordprocessingGroup" xmlns:wpi="http://schemas.microsoft.com/office/word/2010/wordprocessingInk" xmlns:wne="http://schemas.microsoft.com/office/word/2006/wordml" xmlns:wps="http://schemas.microsoft.com/office/word/2010/wordprocessingShape" xmlns:wpsCustomData="http://www.wps.cn/officeDocument/2013/wpsCustomData" mc:Ignorable="w14 w15 wp14">
+  <w:p>
+    <w:pPr>
+      <w:pStyle w:val="8"/>
       <w:rPr>
         <w:rFonts w:hint="eastAsia" w:ascii="楷体" w:hAnsi="楷体" w:eastAsia="楷体"/>
         <w:sz w:val="30"/>
@@ -15536,7 +16767,7 @@
 </w:hdr>
 </file>
 
-<file path=word/header2.xml><?xml version="1.0" encoding="utf-8"?>
+<file path=word/header3.xml><?xml version="1.0" encoding="utf-8"?>
 <w:hdr xmlns:wpc="http://schemas.microsoft.com/office/word/2010/wordprocessingCanvas" xmlns:mc="http://schemas.openxmlformats.org/markup-compatibility/2006" xmlns:o="urn:schemas-microsoft-com:office:office" xmlns:r="http://schemas.openxmlformats.org/officeDocument/2006/relationships" xmlns:m="http://schemas.openxmlformats.org/officeDocument/2006/math" xmlns:v="urn:schemas-microsoft-com:vml" xmlns:wp14="http://schemas.microsoft.com/office/word/2010/wordprocessingDrawing" xmlns:wp="http://schemas.openxmlformats.org/drawingml/2006/wordprocessingDrawing" xmlns:w10="urn:schemas-microsoft-com:office:word" xmlns:w="http://schemas.openxmlformats.org/wordprocessingml/2006/main" xmlns:w14="http://schemas.microsoft.com/office/word/2010/wordml" xmlns:w15="http://schemas.microsoft.com/office/word/2012/wordml" xmlns:wpg="http://schemas.microsoft.com/office/word/2010/wordprocessingGroup" xmlns:wpi="http://schemas.microsoft.com/office/word/2010/wordprocessingInk" xmlns:wne="http://schemas.microsoft.com/office/word/2006/wordml" xmlns:wps="http://schemas.microsoft.com/office/word/2010/wordprocessingShape" xmlns:wpsCustomData="http://www.wps.cn/officeDocument/2013/wpsCustomData" mc:Ignorable="w14 w15 wp14">
   <w:p>
     <w:pPr>
@@ -15567,7 +16798,7 @@
 </w:hdr>
 </file>
 
-<file path=word/header3.xml><?xml version="1.0" encoding="utf-8"?>
+<file path=word/header4.xml><?xml version="1.0" encoding="utf-8"?>
 <w:hdr xmlns:wpc="http://schemas.microsoft.com/office/word/2010/wordprocessingCanvas" xmlns:mc="http://schemas.openxmlformats.org/markup-compatibility/2006" xmlns:o="urn:schemas-microsoft-com:office:office" xmlns:r="http://schemas.openxmlformats.org/officeDocument/2006/relationships" xmlns:m="http://schemas.openxmlformats.org/officeDocument/2006/math" xmlns:v="urn:schemas-microsoft-com:vml" xmlns:wp14="http://schemas.microsoft.com/office/word/2010/wordprocessingDrawing" xmlns:wp="http://schemas.openxmlformats.org/drawingml/2006/wordprocessingDrawing" xmlns:w10="urn:schemas-microsoft-com:office:word" xmlns:w="http://schemas.openxmlformats.org/wordprocessingml/2006/main" xmlns:w14="http://schemas.microsoft.com/office/word/2010/wordml" xmlns:w15="http://schemas.microsoft.com/office/word/2012/wordml" xmlns:wpg="http://schemas.microsoft.com/office/word/2010/wordprocessingGroup" xmlns:wpi="http://schemas.microsoft.com/office/word/2010/wordprocessingInk" xmlns:wne="http://schemas.microsoft.com/office/word/2006/wordml" xmlns:wps="http://schemas.microsoft.com/office/word/2010/wordprocessingShape" xmlns:wpsCustomData="http://www.wps.cn/officeDocument/2013/wpsCustomData" mc:Ignorable="w14 w15 wp14">
   <w:p>
     <w:pPr>
@@ -15598,7 +16829,7 @@
 </w:hdr>
 </file>
 
-<file path=word/header4.xml><?xml version="1.0" encoding="utf-8"?>
+<file path=word/header5.xml><?xml version="1.0" encoding="utf-8"?>
 <w:hdr xmlns:wpc="http://schemas.microsoft.com/office/word/2010/wordprocessingCanvas" xmlns:mc="http://schemas.openxmlformats.org/markup-compatibility/2006" xmlns:o="urn:schemas-microsoft-com:office:office" xmlns:r="http://schemas.openxmlformats.org/officeDocument/2006/relationships" xmlns:m="http://schemas.openxmlformats.org/officeDocument/2006/math" xmlns:v="urn:schemas-microsoft-com:vml" xmlns:wp14="http://schemas.microsoft.com/office/word/2010/wordprocessingDrawing" xmlns:wp="http://schemas.openxmlformats.org/drawingml/2006/wordprocessingDrawing" xmlns:w10="urn:schemas-microsoft-com:office:word" xmlns:w="http://schemas.openxmlformats.org/wordprocessingml/2006/main" xmlns:w14="http://schemas.microsoft.com/office/word/2010/wordml" xmlns:w15="http://schemas.microsoft.com/office/word/2012/wordml" xmlns:wpg="http://schemas.microsoft.com/office/word/2010/wordprocessingGroup" xmlns:wpi="http://schemas.microsoft.com/office/word/2010/wordprocessingInk" xmlns:wne="http://schemas.microsoft.com/office/word/2006/wordml" xmlns:wps="http://schemas.microsoft.com/office/word/2010/wordprocessingShape" xmlns:wpsCustomData="http://www.wps.cn/officeDocument/2013/wpsCustomData" mc:Ignorable="w14 w15 wp14">
   <w:p>
     <w:pPr>
@@ -16547,13 +17778,20 @@
     <customSectPr/>
     <customSectPr/>
     <customSectPr/>
+    <customSectPr/>
   </customSectProps>
   <extobjs>
-    <extobj name="E657119C-6982-421D-8BA7-E74DEB70A7D9-3">
+    <extobj name="E657119C-6982-421D-8BA7-E74DEB70A7D9-1">
       <extobjdata type="E657119C-6982-421D-8BA7-E74DEB70A7D9" data="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"/>
     </extobj>
     <extobj name="E657119C-6982-421D-8BA7-E74DEB70A7D9-2">
       <extobjdata type="E657119C-6982-421D-8BA7-E74DEB70A7D9" data="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"/>
+    </extobj>
+    <extobj name="E657119C-6982-421D-8BA7-E74DEB70A7D9-3">
+      <extobjdata type="E657119C-6982-421D-8BA7-E74DEB70A7D9" data="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"/>
+    </extobj>
+    <extobj name="E657119C-6982-421D-8BA7-E74DEB70A7D9-4">
+      <extobjdata type="E657119C-6982-421D-8BA7-E74DEB70A7D9" data="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"/>
     </extobj>
   </extobjs>
 </s:customData>
